--- a/Acordes domingo/wachin/Esta cayendo - Jose Luis Reyes (G).docx
+++ b/Acordes domingo/wachin/Esta cayendo - Jose Luis Reyes (G).docx
@@ -1543,11 +1543,13 @@
         <w:pStyle w:val="8"/>
         <w:spacing w:before="0" w:after="0" w:line="240" w:lineRule="auto"/>
         <w:rPr>
+          <w:rFonts w:hint="default"/>
           <w:b/>
           <w:bCs/>
           <w:color w:val="00A0FC"/>
           <w:sz w:val="13"/>
           <w:szCs w:val="13"/>
+          <w:lang/>
         </w:rPr>
       </w:pPr>
       <w:r>
@@ -1557,54 +1559,62 @@
         </w:rPr>
         <w:t xml:space="preserve">C  D  G  Cadd9 G </w:t>
       </w:r>
-    </w:p>
-    <w:p>
-      <w:pPr>
-        <w:pStyle w:val="8"/>
-        <w:spacing w:before="0" w:after="0" w:line="240" w:lineRule="auto"/>
-        <w:rPr>
-          <w:rFonts w:ascii="Consolas" w:hAnsi="Consolas"/>
-          <w:b/>
-          <w:bCs/>
-          <w:color w:val="00A0FC"/>
-          <w:sz w:val="13"/>
-          <w:szCs w:val="13"/>
-        </w:rPr>
-      </w:pPr>
-    </w:p>
-    <w:p>
-      <w:pPr>
-        <w:pStyle w:val="8"/>
-        <w:spacing w:before="0" w:after="0" w:line="240" w:lineRule="auto"/>
-        <w:rPr>
-          <w:b/>
-          <w:bCs/>
-          <w:color w:val="00A0FC"/>
-          <w:sz w:val="13"/>
-          <w:szCs w:val="13"/>
-        </w:rPr>
-      </w:pPr>
-      <w:r>
-        <w:rPr>
-          <w:b/>
-          <w:bCs/>
-          <w:color w:val="00A0FC"/>
-          <w:sz w:val="13"/>
-          <w:szCs w:val="13"/>
-        </w:rPr>
-        <w:t>[Coro</w:t>
+      <w:r>
+        <w:rPr>
+          <w:rFonts w:hint="default"/>
+          <w:sz w:val="13"/>
+          <w:szCs w:val="13"/>
+          <w:lang/>
+        </w:rPr>
+        <w:t xml:space="preserve"> </w:t>
       </w:r>
       <w:bookmarkStart w:id="0" w:name="_GoBack"/>
       <w:bookmarkEnd w:id="0"/>
       <w:r>
         <w:rPr>
+          <w:rFonts w:hint="default"/>
+          <w:sz w:val="13"/>
+          <w:szCs w:val="13"/>
+          <w:lang/>
+        </w:rPr>
+        <w:t>D</w:t>
+      </w:r>
+    </w:p>
+    <w:p>
+      <w:pPr>
+        <w:pStyle w:val="8"/>
+        <w:spacing w:before="0" w:after="0" w:line="240" w:lineRule="auto"/>
+        <w:rPr>
+          <w:rFonts w:ascii="Consolas" w:hAnsi="Consolas"/>
           <w:b/>
           <w:bCs/>
           <w:color w:val="00A0FC"/>
           <w:sz w:val="13"/>
           <w:szCs w:val="13"/>
         </w:rPr>
-        <w:t>]</w:t>
+      </w:pPr>
+    </w:p>
+    <w:p>
+      <w:pPr>
+        <w:pStyle w:val="8"/>
+        <w:spacing w:before="0" w:after="0" w:line="240" w:lineRule="auto"/>
+        <w:rPr>
+          <w:b/>
+          <w:bCs/>
+          <w:color w:val="00A0FC"/>
+          <w:sz w:val="13"/>
+          <w:szCs w:val="13"/>
+        </w:rPr>
+      </w:pPr>
+      <w:r>
+        <w:rPr>
+          <w:b/>
+          <w:bCs/>
+          <w:color w:val="00A0FC"/>
+          <w:sz w:val="13"/>
+          <w:szCs w:val="13"/>
+        </w:rPr>
+        <w:t>[Coro]</w:t>
       </w:r>
     </w:p>
     <w:p>
